--- a/cfg.docx
+++ b/cfg.docx
@@ -163,9 +163,7 @@
         </w:rPr>
       </w:pPr>
       <w:r>
-        <w:rPr>
-          <w:rFonts w:ascii="Liberation Serif" w:hAnsi="Liberation Serif"/>
-        </w:rPr>
+        <w:rPr/>
         <w:t xml:space="preserve">3. Kiểu dữ liệu &amp; L-values (Types &amp; L-values) </w:t>
       </w:r>
     </w:p>
@@ -183,7 +181,6 @@
       </w:pPr>
       <w:r>
         <w:rPr>
-          <w:rFonts w:ascii="Liberation Serif" w:hAnsi="Liberation Serif"/>
           <w:color w:val="1F1F1F"/>
           <w:sz w:val="24"/>
           <w:szCs w:val="24"/>
@@ -219,7 +216,6 @@
       </w:pPr>
       <w:r>
         <w:rPr>
-          <w:rFonts w:ascii="Liberation Serif" w:hAnsi="Liberation Serif"/>
           <w:color w:val="1F1F1F"/>
           <w:sz w:val="24"/>
           <w:szCs w:val="24"/>
@@ -240,7 +236,6 @@
       </w:r>
       <w:r>
         <w:rPr>
-          <w:rFonts w:ascii="Liberation Serif" w:hAnsi="Liberation Serif"/>
           <w:sz w:val="24"/>
           <w:szCs w:val="24"/>
         </w:rPr>
@@ -260,7 +255,6 @@
       </w:pPr>
       <w:r>
         <w:rPr>
-          <w:rFonts w:ascii="Liberation Serif" w:hAnsi="Liberation Serif"/>
           <w:sz w:val="28"/>
           <w:szCs w:val="28"/>
         </w:rPr>
@@ -268,7 +262,6 @@
       </w:r>
       <w:r>
         <w:rPr>
-          <w:rFonts w:ascii="Liberation Serif" w:hAnsi="Liberation Serif"/>
           <w:color w:val="1F1F1F"/>
           <w:sz w:val="28"/>
           <w:szCs w:val="28"/>
@@ -277,7 +270,6 @@
       </w:r>
       <w:r>
         <w:rPr>
-          <w:rFonts w:ascii="Liberation Serif" w:hAnsi="Liberation Serif"/>
           <w:sz w:val="28"/>
           <w:szCs w:val="28"/>
         </w:rPr>
@@ -297,7 +289,6 @@
       </w:pPr>
       <w:r>
         <w:rPr>
-          <w:rFonts w:ascii="Liberation Serif" w:hAnsi="Liberation Serif"/>
           <w:color w:val="1F1F1F"/>
           <w:sz w:val="24"/>
           <w:szCs w:val="24"/>
@@ -339,7 +330,6 @@
       </w:r>
       <w:r>
         <w:rPr>
-          <w:rFonts w:ascii="Liberation Serif" w:hAnsi="Liberation Serif"/>
           <w:sz w:val="24"/>
           <w:szCs w:val="24"/>
         </w:rPr>
@@ -359,7 +349,6 @@
       </w:pPr>
       <w:r>
         <w:rPr>
-          <w:rFonts w:ascii="Liberation Serif" w:hAnsi="Liberation Serif"/>
           <w:color w:val="1F1F1F"/>
           <w:sz w:val="28"/>
           <w:szCs w:val="28"/>
@@ -368,7 +357,6 @@
       </w:r>
       <w:r>
         <w:rPr>
-          <w:rFonts w:ascii="Liberation Serif" w:hAnsi="Liberation Serif"/>
           <w:sz w:val="28"/>
           <w:szCs w:val="28"/>
         </w:rPr>
@@ -389,7 +377,6 @@
       </w:pPr>
       <w:r>
         <w:rPr>
-          <w:rFonts w:ascii="Liberation Serif" w:hAnsi="Liberation Serif"/>
           <w:color w:val="1F1F1F"/>
           <w:sz w:val="24"/>
           <w:szCs w:val="24"/>
@@ -411,7 +398,6 @@
       </w:pPr>
       <w:r>
         <w:rPr>
-          <w:rFonts w:ascii="Liberation Serif" w:hAnsi="Liberation Serif"/>
           <w:color w:val="1F1F1F"/>
           <w:sz w:val="24"/>
           <w:szCs w:val="24"/>
@@ -442,7 +428,6 @@
       </w:pPr>
       <w:r>
         <w:rPr>
-          <w:rFonts w:ascii="Liberation Serif" w:hAnsi="Liberation Serif"/>
           <w:color w:val="1F1F1F"/>
           <w:sz w:val="24"/>
           <w:szCs w:val="24"/>
@@ -467,7 +452,6 @@
       </w:pPr>
       <w:r>
         <w:rPr>
-          <w:rFonts w:ascii="Liberation Serif" w:hAnsi="Liberation Serif"/>
           <w:color w:val="1F1F1F"/>
           <w:sz w:val="24"/>
           <w:szCs w:val="24"/>
@@ -489,7 +473,6 @@
       </w:pPr>
       <w:r>
         <w:rPr>
-          <w:rFonts w:ascii="Liberation Serif" w:hAnsi="Liberation Serif"/>
           <w:color w:val="1F1F1F"/>
           <w:sz w:val="24"/>
           <w:szCs w:val="24"/>
@@ -511,7 +494,6 @@
       </w:pPr>
       <w:r>
         <w:rPr>
-          <w:rFonts w:ascii="Liberation Serif" w:hAnsi="Liberation Serif"/>
           <w:color w:val="1F1F1F"/>
           <w:sz w:val="24"/>
           <w:szCs w:val="24"/>
@@ -533,7 +515,6 @@
       </w:pPr>
       <w:r>
         <w:rPr>
-          <w:rFonts w:ascii="Liberation Serif" w:hAnsi="Liberation Serif"/>
           <w:color w:val="1F1F1F"/>
           <w:sz w:val="24"/>
           <w:szCs w:val="24"/>
@@ -556,13 +537,589 @@
       </w:pPr>
       <w:r>
         <w:rPr>
-          <w:rFonts w:ascii="Liberation Serif" w:hAnsi="Liberation Serif"/>
           <w:b/>
           <w:color w:val="1F1F1F"/>
           <w:sz w:val="28"/>
           <w:szCs w:val="28"/>
         </w:rPr>
         <w:t>6. Thành phần Từ vựng &amp; Toán tử (Lexical Tokens &amp; Operators)</w:t>
+      </w:r>
+    </w:p>
+    <w:p>
+      <w:pPr>
+        <w:pStyle w:val="BodyText"/>
+        <w:numPr>
+          <w:ilvl w:val="0"/>
+          <w:numId w:val="1"/>
+        </w:numPr>
+        <w:tabs>
+          <w:tab w:val="left" w:pos="709" w:leader="none"/>
+        </w:tabs>
+        <w:bidi w:val="0"/>
+        <w:spacing w:lineRule="auto" w:line="360" w:before="0" w:after="0"/>
+        <w:ind w:hanging="283" w:left="709" w:right="0"/>
+        <w:jc w:val="left"/>
+        <w:rPr/>
+      </w:pPr>
+      <w:r>
+        <w:rPr>
+          <w:rStyle w:val="Strong"/>
+          <w:b w:val="false"/>
+          <w:bCs w:val="false"/>
+          <w:color w:val="1F1F1F"/>
+          <w:sz w:val="24"/>
+          <w:szCs w:val="24"/>
+        </w:rPr>
+        <w:t>Từ khóa bảo lưu (Reserved Keywords):</w:t>
+      </w:r>
+      <w:r>
+        <w:rPr>
+          <w:color w:val="1F1F1F"/>
+          <w:sz w:val="24"/>
+          <w:szCs w:val="24"/>
+        </w:rPr>
+        <w:t xml:space="preserve"> </w:t>
+      </w:r>
+      <w:r>
+        <w:rPr>
+          <w:rStyle w:val="SourceText"/>
+          <w:rFonts w:ascii="Liberation Serif" w:hAnsi="Liberation Serif"/>
+          <w:sz w:val="24"/>
+          <w:szCs w:val="24"/>
+          <w:shd w:fill="auto" w:val="clear"/>
+        </w:rPr>
+        <w:t>int</w:t>
+      </w:r>
+      <w:r>
+        <w:rPr>
+          <w:rFonts w:ascii="Liberation Serif" w:hAnsi="Liberation Serif"/>
+          <w:sz w:val="24"/>
+          <w:szCs w:val="24"/>
+          <w:shd w:fill="auto" w:val="clear"/>
+        </w:rPr>
+        <w:t xml:space="preserve">, </w:t>
+      </w:r>
+      <w:r>
+        <w:rPr>
+          <w:rStyle w:val="SourceText"/>
+          <w:rFonts w:ascii="Liberation Serif" w:hAnsi="Liberation Serif"/>
+          <w:sz w:val="24"/>
+          <w:szCs w:val="24"/>
+          <w:shd w:fill="auto" w:val="clear"/>
+        </w:rPr>
+        <w:t>bool</w:t>
+      </w:r>
+      <w:r>
+        <w:rPr>
+          <w:rFonts w:ascii="Liberation Serif" w:hAnsi="Liberation Serif"/>
+          <w:sz w:val="24"/>
+          <w:szCs w:val="24"/>
+          <w:shd w:fill="auto" w:val="clear"/>
+        </w:rPr>
+        <w:t xml:space="preserve">, </w:t>
+      </w:r>
+      <w:r>
+        <w:rPr>
+          <w:rStyle w:val="SourceText"/>
+          <w:rFonts w:ascii="Liberation Serif" w:hAnsi="Liberation Serif"/>
+          <w:sz w:val="24"/>
+          <w:szCs w:val="24"/>
+          <w:shd w:fill="auto" w:val="clear"/>
+        </w:rPr>
+        <w:t>string</w:t>
+      </w:r>
+      <w:r>
+        <w:rPr>
+          <w:rFonts w:ascii="Liberation Serif" w:hAnsi="Liberation Serif"/>
+          <w:sz w:val="24"/>
+          <w:szCs w:val="24"/>
+          <w:shd w:fill="auto" w:val="clear"/>
+        </w:rPr>
+        <w:t xml:space="preserve">, </w:t>
+      </w:r>
+      <w:r>
+        <w:rPr>
+          <w:rStyle w:val="SourceText"/>
+          <w:rFonts w:ascii="Liberation Serif" w:hAnsi="Liberation Serif"/>
+          <w:sz w:val="24"/>
+          <w:szCs w:val="24"/>
+          <w:shd w:fill="auto" w:val="clear"/>
+        </w:rPr>
+        <w:t>char</w:t>
+      </w:r>
+      <w:r>
+        <w:rPr>
+          <w:rFonts w:ascii="Liberation Serif" w:hAnsi="Liberation Serif"/>
+          <w:sz w:val="24"/>
+          <w:szCs w:val="24"/>
+          <w:shd w:fill="auto" w:val="clear"/>
+        </w:rPr>
+        <w:t xml:space="preserve">, </w:t>
+      </w:r>
+      <w:r>
+        <w:rPr>
+          <w:rStyle w:val="SourceText"/>
+          <w:rFonts w:ascii="Liberation Serif" w:hAnsi="Liberation Serif"/>
+          <w:sz w:val="24"/>
+          <w:szCs w:val="24"/>
+          <w:shd w:fill="auto" w:val="clear"/>
+        </w:rPr>
+        <w:t>void</w:t>
+      </w:r>
+      <w:r>
+        <w:rPr>
+          <w:rFonts w:ascii="Liberation Serif" w:hAnsi="Liberation Serif"/>
+          <w:sz w:val="24"/>
+          <w:szCs w:val="24"/>
+          <w:shd w:fill="auto" w:val="clear"/>
+        </w:rPr>
+        <w:t xml:space="preserve">, </w:t>
+      </w:r>
+      <w:r>
+        <w:rPr>
+          <w:rStyle w:val="SourceText"/>
+          <w:rFonts w:ascii="Liberation Serif" w:hAnsi="Liberation Serif"/>
+          <w:sz w:val="24"/>
+          <w:szCs w:val="24"/>
+          <w:shd w:fill="auto" w:val="clear"/>
+        </w:rPr>
+        <w:t>struct</w:t>
+      </w:r>
+      <w:r>
+        <w:rPr>
+          <w:rFonts w:ascii="Liberation Serif" w:hAnsi="Liberation Serif"/>
+          <w:sz w:val="24"/>
+          <w:szCs w:val="24"/>
+          <w:shd w:fill="auto" w:val="clear"/>
+        </w:rPr>
+        <w:t xml:space="preserve">, </w:t>
+      </w:r>
+      <w:r>
+        <w:rPr>
+          <w:rStyle w:val="SourceText"/>
+          <w:rFonts w:ascii="Liberation Serif" w:hAnsi="Liberation Serif"/>
+          <w:sz w:val="24"/>
+          <w:szCs w:val="24"/>
+          <w:shd w:fill="auto" w:val="clear"/>
+        </w:rPr>
+        <w:t>typedef</w:t>
+      </w:r>
+      <w:r>
+        <w:rPr>
+          <w:rFonts w:ascii="Liberation Serif" w:hAnsi="Liberation Serif"/>
+          <w:sz w:val="24"/>
+          <w:szCs w:val="24"/>
+          <w:shd w:fill="auto" w:val="clear"/>
+        </w:rPr>
+        <w:t xml:space="preserve">, </w:t>
+      </w:r>
+      <w:r>
+        <w:rPr>
+          <w:rStyle w:val="SourceText"/>
+          <w:rFonts w:ascii="Liberation Serif" w:hAnsi="Liberation Serif"/>
+          <w:sz w:val="24"/>
+          <w:szCs w:val="24"/>
+          <w:shd w:fill="auto" w:val="clear"/>
+        </w:rPr>
+        <w:t>if</w:t>
+      </w:r>
+      <w:r>
+        <w:rPr>
+          <w:rFonts w:ascii="Liberation Serif" w:hAnsi="Liberation Serif"/>
+          <w:sz w:val="24"/>
+          <w:szCs w:val="24"/>
+          <w:shd w:fill="auto" w:val="clear"/>
+        </w:rPr>
+        <w:t xml:space="preserve">, </w:t>
+      </w:r>
+      <w:r>
+        <w:rPr>
+          <w:rStyle w:val="SourceText"/>
+          <w:rFonts w:ascii="Liberation Serif" w:hAnsi="Liberation Serif"/>
+          <w:sz w:val="24"/>
+          <w:szCs w:val="24"/>
+          <w:shd w:fill="auto" w:val="clear"/>
+        </w:rPr>
+        <w:t>else</w:t>
+      </w:r>
+      <w:r>
+        <w:rPr>
+          <w:rFonts w:ascii="Liberation Serif" w:hAnsi="Liberation Serif"/>
+          <w:sz w:val="24"/>
+          <w:szCs w:val="24"/>
+          <w:shd w:fill="auto" w:val="clear"/>
+        </w:rPr>
+        <w:t xml:space="preserve">, </w:t>
+      </w:r>
+      <w:r>
+        <w:rPr>
+          <w:rStyle w:val="SourceText"/>
+          <w:rFonts w:ascii="Liberation Serif" w:hAnsi="Liberation Serif"/>
+          <w:sz w:val="24"/>
+          <w:szCs w:val="24"/>
+          <w:shd w:fill="auto" w:val="clear"/>
+        </w:rPr>
+        <w:t>while</w:t>
+      </w:r>
+      <w:r>
+        <w:rPr>
+          <w:rFonts w:ascii="Liberation Serif" w:hAnsi="Liberation Serif"/>
+          <w:sz w:val="24"/>
+          <w:szCs w:val="24"/>
+          <w:shd w:fill="auto" w:val="clear"/>
+        </w:rPr>
+        <w:t xml:space="preserve">, </w:t>
+      </w:r>
+      <w:r>
+        <w:rPr>
+          <w:rStyle w:val="SourceText"/>
+          <w:rFonts w:ascii="Liberation Serif" w:hAnsi="Liberation Serif"/>
+          <w:sz w:val="24"/>
+          <w:szCs w:val="24"/>
+          <w:shd w:fill="auto" w:val="clear"/>
+        </w:rPr>
+        <w:t>for</w:t>
+      </w:r>
+      <w:r>
+        <w:rPr>
+          <w:rFonts w:ascii="Liberation Serif" w:hAnsi="Liberation Serif"/>
+          <w:sz w:val="24"/>
+          <w:szCs w:val="24"/>
+          <w:shd w:fill="auto" w:val="clear"/>
+        </w:rPr>
+        <w:t xml:space="preserve">, </w:t>
+      </w:r>
+      <w:r>
+        <w:rPr>
+          <w:rStyle w:val="SourceText"/>
+          <w:rFonts w:ascii="Liberation Serif" w:hAnsi="Liberation Serif"/>
+          <w:sz w:val="24"/>
+          <w:szCs w:val="24"/>
+          <w:shd w:fill="auto" w:val="clear"/>
+        </w:rPr>
+        <w:t>continue</w:t>
+      </w:r>
+      <w:r>
+        <w:rPr>
+          <w:rFonts w:ascii="Liberation Serif" w:hAnsi="Liberation Serif"/>
+          <w:sz w:val="24"/>
+          <w:szCs w:val="24"/>
+          <w:shd w:fill="auto" w:val="clear"/>
+        </w:rPr>
+        <w:t xml:space="preserve">, </w:t>
+      </w:r>
+      <w:r>
+        <w:rPr>
+          <w:rStyle w:val="SourceText"/>
+          <w:rFonts w:ascii="Liberation Serif" w:hAnsi="Liberation Serif"/>
+          <w:sz w:val="24"/>
+          <w:szCs w:val="24"/>
+          <w:shd w:fill="auto" w:val="clear"/>
+        </w:rPr>
+        <w:t>break</w:t>
+      </w:r>
+      <w:r>
+        <w:rPr>
+          <w:rFonts w:ascii="Liberation Serif" w:hAnsi="Liberation Serif"/>
+          <w:sz w:val="24"/>
+          <w:szCs w:val="24"/>
+          <w:shd w:fill="auto" w:val="clear"/>
+        </w:rPr>
+        <w:t xml:space="preserve">, </w:t>
+      </w:r>
+      <w:r>
+        <w:rPr>
+          <w:rStyle w:val="SourceText"/>
+          <w:rFonts w:ascii="Liberation Serif" w:hAnsi="Liberation Serif"/>
+          <w:sz w:val="24"/>
+          <w:szCs w:val="24"/>
+          <w:shd w:fill="auto" w:val="clear"/>
+        </w:rPr>
+        <w:t>return</w:t>
+      </w:r>
+      <w:r>
+        <w:rPr>
+          <w:rFonts w:ascii="Liberation Serif" w:hAnsi="Liberation Serif"/>
+          <w:sz w:val="24"/>
+          <w:szCs w:val="24"/>
+          <w:shd w:fill="auto" w:val="clear"/>
+        </w:rPr>
+        <w:t xml:space="preserve">, </w:t>
+      </w:r>
+      <w:r>
+        <w:rPr>
+          <w:rStyle w:val="SourceText"/>
+          <w:rFonts w:ascii="Liberation Serif" w:hAnsi="Liberation Serif"/>
+          <w:sz w:val="24"/>
+          <w:szCs w:val="24"/>
+          <w:shd w:fill="auto" w:val="clear"/>
+        </w:rPr>
+        <w:t>assert</w:t>
+      </w:r>
+      <w:r>
+        <w:rPr>
+          <w:rFonts w:ascii="Liberation Serif" w:hAnsi="Liberation Serif"/>
+          <w:sz w:val="24"/>
+          <w:szCs w:val="24"/>
+          <w:shd w:fill="auto" w:val="clear"/>
+        </w:rPr>
+        <w:t xml:space="preserve">, </w:t>
+      </w:r>
+      <w:r>
+        <w:rPr>
+          <w:rStyle w:val="SourceText"/>
+          <w:rFonts w:ascii="Liberation Serif" w:hAnsi="Liberation Serif"/>
+          <w:sz w:val="24"/>
+          <w:szCs w:val="24"/>
+          <w:shd w:fill="auto" w:val="clear"/>
+        </w:rPr>
+        <w:t>error</w:t>
+      </w:r>
+      <w:r>
+        <w:rPr>
+          <w:rFonts w:ascii="Liberation Serif" w:hAnsi="Liberation Serif"/>
+          <w:sz w:val="24"/>
+          <w:szCs w:val="24"/>
+          <w:shd w:fill="auto" w:val="clear"/>
+        </w:rPr>
+        <w:t xml:space="preserve">, </w:t>
+      </w:r>
+      <w:r>
+        <w:rPr>
+          <w:rStyle w:val="SourceText"/>
+          <w:rFonts w:ascii="Liberation Serif" w:hAnsi="Liberation Serif"/>
+          <w:sz w:val="24"/>
+          <w:szCs w:val="24"/>
+          <w:shd w:fill="auto" w:val="clear"/>
+        </w:rPr>
+        <w:t>true</w:t>
+      </w:r>
+      <w:r>
+        <w:rPr>
+          <w:rFonts w:ascii="Liberation Serif" w:hAnsi="Liberation Serif"/>
+          <w:sz w:val="24"/>
+          <w:szCs w:val="24"/>
+          <w:shd w:fill="auto" w:val="clear"/>
+        </w:rPr>
+        <w:t xml:space="preserve">, </w:t>
+      </w:r>
+      <w:r>
+        <w:rPr>
+          <w:rStyle w:val="SourceText"/>
+          <w:rFonts w:ascii="Liberation Serif" w:hAnsi="Liberation Serif"/>
+          <w:sz w:val="24"/>
+          <w:szCs w:val="24"/>
+          <w:shd w:fill="auto" w:val="clear"/>
+        </w:rPr>
+        <w:t>false</w:t>
+      </w:r>
+      <w:r>
+        <w:rPr>
+          <w:rFonts w:ascii="Liberation Serif" w:hAnsi="Liberation Serif"/>
+          <w:sz w:val="24"/>
+          <w:szCs w:val="24"/>
+          <w:shd w:fill="auto" w:val="clear"/>
+        </w:rPr>
+        <w:t xml:space="preserve">, </w:t>
+      </w:r>
+      <w:r>
+        <w:rPr>
+          <w:rStyle w:val="SourceText"/>
+          <w:rFonts w:ascii="Liberation Serif" w:hAnsi="Liberation Serif"/>
+          <w:sz w:val="24"/>
+          <w:szCs w:val="24"/>
+          <w:shd w:fill="auto" w:val="clear"/>
+        </w:rPr>
+        <w:t>NULL</w:t>
+      </w:r>
+      <w:r>
+        <w:rPr>
+          <w:rFonts w:ascii="Liberation Serif" w:hAnsi="Liberation Serif"/>
+          <w:sz w:val="24"/>
+          <w:szCs w:val="24"/>
+          <w:shd w:fill="auto" w:val="clear"/>
+        </w:rPr>
+        <w:t xml:space="preserve">, </w:t>
+      </w:r>
+      <w:r>
+        <w:rPr>
+          <w:rStyle w:val="SourceText"/>
+          <w:rFonts w:ascii="Liberation Serif" w:hAnsi="Liberation Serif"/>
+          <w:sz w:val="24"/>
+          <w:szCs w:val="24"/>
+          <w:shd w:fill="auto" w:val="clear"/>
+        </w:rPr>
+        <w:t>alloc</w:t>
+      </w:r>
+      <w:r>
+        <w:rPr>
+          <w:rFonts w:ascii="Liberation Serif" w:hAnsi="Liberation Serif"/>
+          <w:sz w:val="24"/>
+          <w:szCs w:val="24"/>
+          <w:shd w:fill="auto" w:val="clear"/>
+        </w:rPr>
+        <w:t xml:space="preserve">, </w:t>
+      </w:r>
+      <w:r>
+        <w:rPr>
+          <w:rStyle w:val="SourceText"/>
+          <w:rFonts w:ascii="Liberation Serif" w:hAnsi="Liberation Serif"/>
+          <w:sz w:val="24"/>
+          <w:szCs w:val="24"/>
+          <w:shd w:fill="auto" w:val="clear"/>
+        </w:rPr>
+        <w:t>alloc_array</w:t>
+      </w:r>
+      <w:r>
+        <w:rPr>
+          <w:sz w:val="24"/>
+          <w:szCs w:val="24"/>
+          <w:shd w:fill="auto" w:val="clear"/>
+        </w:rPr>
+        <w:t xml:space="preserve">. </w:t>
+      </w:r>
+    </w:p>
+    <w:p>
+      <w:pPr>
+        <w:pStyle w:val="BodyText"/>
+        <w:numPr>
+          <w:ilvl w:val="0"/>
+          <w:numId w:val="1"/>
+        </w:numPr>
+        <w:tabs>
+          <w:tab w:val="left" w:pos="709" w:leader="none"/>
+        </w:tabs>
+        <w:bidi w:val="0"/>
+        <w:spacing w:lineRule="auto" w:line="360" w:before="0" w:after="0"/>
+        <w:ind w:hanging="283" w:left="709" w:right="0"/>
+        <w:jc w:val="left"/>
+        <w:rPr/>
+      </w:pPr>
+      <w:r>
+        <w:rPr>
+          <w:rStyle w:val="Strong"/>
+          <w:b w:val="false"/>
+          <w:bCs w:val="false"/>
+          <w:color w:val="1F1F1F"/>
+          <w:sz w:val="24"/>
+          <w:szCs w:val="24"/>
+        </w:rPr>
+        <w:t>Toán tử 1 ngôi (</w:t>
+      </w:r>
+      <w:r>
+        <w:rPr>
+          <w:color w:val="1F1F1F"/>
+          <w:sz w:val="24"/>
+          <w:szCs w:val="24"/>
+        </w:rPr>
+        <w:t xml:space="preserve"> &lt;unop&gt; ): !, ~, - , *.</w:t>
+      </w:r>
+    </w:p>
+    <w:p>
+      <w:pPr>
+        <w:pStyle w:val="BodyText"/>
+        <w:numPr>
+          <w:ilvl w:val="0"/>
+          <w:numId w:val="1"/>
+        </w:numPr>
+        <w:tabs>
+          <w:tab w:val="left" w:pos="709" w:leader="none"/>
+        </w:tabs>
+        <w:bidi w:val="0"/>
+        <w:spacing w:lineRule="auto" w:line="360" w:before="0" w:after="0"/>
+        <w:ind w:hanging="283" w:left="709" w:right="0"/>
+        <w:jc w:val="left"/>
+        <w:rPr/>
+      </w:pPr>
+      <w:r>
+        <w:rPr>
+          <w:color w:val="1F1F1F"/>
+          <w:sz w:val="24"/>
+          <w:szCs w:val="24"/>
+        </w:rPr>
+        <w:t xml:space="preserve">Toán tử 2 ngôi ( &lt;binop&gt; ): ., </w:t>
+      </w:r>
+      <w:r>
+        <w:rPr/>
+        <w:t>→</w:t>
+      </w:r>
+      <w:r>
+        <w:rPr>
+          <w:color w:val="1F1F1F"/>
+          <w:sz w:val="24"/>
+          <w:szCs w:val="24"/>
+        </w:rPr>
+        <w:t>, *, /, %, +, -, &lt;&lt;, &gt;&gt;, &lt;, &lt;=, &gt;=, &gt;, ==, !=, &amp;, ^, |, &amp;&amp;, ||, ?, :.</w:t>
+      </w:r>
+    </w:p>
+    <w:p>
+      <w:pPr>
+        <w:pStyle w:val="BodyText"/>
+        <w:numPr>
+          <w:ilvl w:val="0"/>
+          <w:numId w:val="1"/>
+        </w:numPr>
+        <w:tabs>
+          <w:tab w:val="left" w:pos="709" w:leader="none"/>
+        </w:tabs>
+        <w:bidi w:val="0"/>
+        <w:spacing w:lineRule="auto" w:line="360"/>
+        <w:ind w:hanging="283" w:left="709"/>
+        <w:jc w:val="left"/>
+        <w:rPr>
+          <w:rFonts w:ascii="Liberation Serif" w:hAnsi="Liberation Serif"/>
+          <w:color w:val="1F1F1F"/>
+          <w:sz w:val="24"/>
+          <w:szCs w:val="24"/>
+        </w:rPr>
+      </w:pPr>
+      <w:r>
+        <w:rPr>
+          <w:color w:val="1F1F1F"/>
+          <w:sz w:val="24"/>
+          <w:szCs w:val="24"/>
+        </w:rPr>
+        <w:t>Toán tử gán ( &lt;asnop&gt; ): =, +=, -=, *=, /=, %=, &lt;&lt;=, &gt;&gt;=, &amp;=, ^=, |=.</w:t>
+      </w:r>
+    </w:p>
+    <w:p>
+      <w:pPr>
+        <w:pStyle w:val="BodyText"/>
+        <w:numPr>
+          <w:ilvl w:val="0"/>
+          <w:numId w:val="1"/>
+        </w:numPr>
+        <w:tabs>
+          <w:tab w:val="left" w:pos="709" w:leader="none"/>
+        </w:tabs>
+        <w:bidi w:val="0"/>
+        <w:spacing w:lineRule="auto" w:line="360"/>
+        <w:ind w:hanging="283" w:left="709"/>
+        <w:jc w:val="left"/>
+        <w:rPr>
+          <w:rFonts w:ascii="Liberation Serif" w:hAnsi="Liberation Serif"/>
+          <w:color w:val="1F1F1F"/>
+          <w:sz w:val="24"/>
+          <w:szCs w:val="24"/>
+        </w:rPr>
+      </w:pPr>
+      <w:r>
+        <w:rPr>
+          <w:color w:val="1F1F1F"/>
+          <w:sz w:val="24"/>
+          <w:szCs w:val="24"/>
+        </w:rPr>
+        <w:t>Toán tử hậu tố ( &lt;postop&gt; ): --, ++.</w:t>
+      </w:r>
+    </w:p>
+    <w:p>
+      <w:pPr>
+        <w:pStyle w:val="Heading3"/>
+        <w:rPr/>
+      </w:pPr>
+      <w:r>
+        <w:rPr/>
+        <w:t>7. Phần mở rộng C1:</w:t>
       </w:r>
     </w:p>
     <w:p>
@@ -572,435 +1129,12 @@
           <w:ilvl w:val="0"/>
           <w:numId w:val="2"/>
         </w:numPr>
-        <w:tabs>
-          <w:tab w:val="clear" w:pos="709"/>
-          <w:tab w:val="left" w:pos="709" w:leader="none"/>
-        </w:tabs>
-        <w:bidi w:val="0"/>
-        <w:spacing w:lineRule="auto" w:line="360" w:before="0" w:after="0"/>
-        <w:ind w:hanging="283" w:left="709" w:right="0"/>
-        <w:jc w:val="left"/>
-        <w:rPr/>
-      </w:pPr>
-      <w:r>
-        <w:rPr>
-          <w:rStyle w:val="Strong"/>
-          <w:rFonts w:ascii="Liberation Serif" w:hAnsi="Liberation Serif"/>
-          <w:b w:val="false"/>
-          <w:bCs w:val="false"/>
-          <w:color w:val="1F1F1F"/>
-          <w:sz w:val="24"/>
-          <w:szCs w:val="24"/>
-        </w:rPr>
-        <w:t>Từ khóa bảo lưu (Reserved Keywords):</w:t>
-      </w:r>
-      <w:r>
-        <w:rPr>
-          <w:rFonts w:ascii="Liberation Serif" w:hAnsi="Liberation Serif"/>
-          <w:color w:val="1F1F1F"/>
-          <w:sz w:val="24"/>
-          <w:szCs w:val="24"/>
-        </w:rPr>
-        <w:t xml:space="preserve"> </w:t>
-      </w:r>
-      <w:r>
-        <w:rPr>
-          <w:rStyle w:val="SourceText"/>
-          <w:rFonts w:ascii="Liberation Serif" w:hAnsi="Liberation Serif"/>
-          <w:sz w:val="24"/>
-          <w:szCs w:val="24"/>
-          <w:shd w:fill="auto" w:val="clear"/>
-        </w:rPr>
-        <w:t>int</w:t>
-      </w:r>
-      <w:r>
-        <w:rPr>
-          <w:rFonts w:ascii="Liberation Serif" w:hAnsi="Liberation Serif"/>
-          <w:sz w:val="24"/>
-          <w:szCs w:val="24"/>
-          <w:shd w:fill="auto" w:val="clear"/>
-        </w:rPr>
-        <w:t xml:space="preserve">, </w:t>
-      </w:r>
-      <w:r>
-        <w:rPr>
-          <w:rStyle w:val="SourceText"/>
-          <w:rFonts w:ascii="Liberation Serif" w:hAnsi="Liberation Serif"/>
-          <w:sz w:val="24"/>
-          <w:szCs w:val="24"/>
-          <w:shd w:fill="auto" w:val="clear"/>
-        </w:rPr>
-        <w:t>bool</w:t>
-      </w:r>
-      <w:r>
-        <w:rPr>
-          <w:rFonts w:ascii="Liberation Serif" w:hAnsi="Liberation Serif"/>
-          <w:sz w:val="24"/>
-          <w:szCs w:val="24"/>
-          <w:shd w:fill="auto" w:val="clear"/>
-        </w:rPr>
-        <w:t xml:space="preserve">, </w:t>
-      </w:r>
-      <w:r>
-        <w:rPr>
-          <w:rStyle w:val="SourceText"/>
-          <w:rFonts w:ascii="Liberation Serif" w:hAnsi="Liberation Serif"/>
-          <w:sz w:val="24"/>
-          <w:szCs w:val="24"/>
-          <w:shd w:fill="auto" w:val="clear"/>
-        </w:rPr>
-        <w:t>string</w:t>
-      </w:r>
-      <w:r>
-        <w:rPr>
-          <w:rFonts w:ascii="Liberation Serif" w:hAnsi="Liberation Serif"/>
-          <w:sz w:val="24"/>
-          <w:szCs w:val="24"/>
-          <w:shd w:fill="auto" w:val="clear"/>
-        </w:rPr>
-        <w:t xml:space="preserve">, </w:t>
-      </w:r>
-      <w:r>
-        <w:rPr>
-          <w:rStyle w:val="SourceText"/>
-          <w:rFonts w:ascii="Liberation Serif" w:hAnsi="Liberation Serif"/>
-          <w:sz w:val="24"/>
-          <w:szCs w:val="24"/>
-          <w:shd w:fill="auto" w:val="clear"/>
-        </w:rPr>
-        <w:t>char</w:t>
-      </w:r>
-      <w:r>
-        <w:rPr>
-          <w:rFonts w:ascii="Liberation Serif" w:hAnsi="Liberation Serif"/>
-          <w:sz w:val="24"/>
-          <w:szCs w:val="24"/>
-          <w:shd w:fill="auto" w:val="clear"/>
-        </w:rPr>
-        <w:t xml:space="preserve">, </w:t>
-      </w:r>
-      <w:r>
-        <w:rPr>
-          <w:rStyle w:val="SourceText"/>
-          <w:rFonts w:ascii="Liberation Serif" w:hAnsi="Liberation Serif"/>
-          <w:sz w:val="24"/>
-          <w:szCs w:val="24"/>
-          <w:shd w:fill="auto" w:val="clear"/>
-        </w:rPr>
-        <w:t>void</w:t>
-      </w:r>
-      <w:r>
-        <w:rPr>
-          <w:rFonts w:ascii="Liberation Serif" w:hAnsi="Liberation Serif"/>
-          <w:sz w:val="24"/>
-          <w:szCs w:val="24"/>
-          <w:shd w:fill="auto" w:val="clear"/>
-        </w:rPr>
-        <w:t xml:space="preserve">, </w:t>
-      </w:r>
-      <w:r>
-        <w:rPr>
-          <w:rStyle w:val="SourceText"/>
-          <w:rFonts w:ascii="Liberation Serif" w:hAnsi="Liberation Serif"/>
-          <w:sz w:val="24"/>
-          <w:szCs w:val="24"/>
-          <w:shd w:fill="auto" w:val="clear"/>
-        </w:rPr>
-        <w:t>struct</w:t>
-      </w:r>
-      <w:r>
-        <w:rPr>
-          <w:rFonts w:ascii="Liberation Serif" w:hAnsi="Liberation Serif"/>
-          <w:sz w:val="24"/>
-          <w:szCs w:val="24"/>
-          <w:shd w:fill="auto" w:val="clear"/>
-        </w:rPr>
-        <w:t xml:space="preserve">, </w:t>
-      </w:r>
-      <w:r>
-        <w:rPr>
-          <w:rStyle w:val="SourceText"/>
-          <w:rFonts w:ascii="Liberation Serif" w:hAnsi="Liberation Serif"/>
-          <w:sz w:val="24"/>
-          <w:szCs w:val="24"/>
-          <w:shd w:fill="auto" w:val="clear"/>
-        </w:rPr>
-        <w:t>typedef</w:t>
-      </w:r>
-      <w:r>
-        <w:rPr>
-          <w:rFonts w:ascii="Liberation Serif" w:hAnsi="Liberation Serif"/>
-          <w:sz w:val="24"/>
-          <w:szCs w:val="24"/>
-          <w:shd w:fill="auto" w:val="clear"/>
-        </w:rPr>
-        <w:t xml:space="preserve">, </w:t>
-      </w:r>
-      <w:r>
-        <w:rPr>
-          <w:rStyle w:val="SourceText"/>
-          <w:rFonts w:ascii="Liberation Serif" w:hAnsi="Liberation Serif"/>
-          <w:sz w:val="24"/>
-          <w:szCs w:val="24"/>
-          <w:shd w:fill="auto" w:val="clear"/>
-        </w:rPr>
-        <w:t>if</w:t>
-      </w:r>
-      <w:r>
-        <w:rPr>
-          <w:rFonts w:ascii="Liberation Serif" w:hAnsi="Liberation Serif"/>
-          <w:sz w:val="24"/>
-          <w:szCs w:val="24"/>
-          <w:shd w:fill="auto" w:val="clear"/>
-        </w:rPr>
-        <w:t xml:space="preserve">, </w:t>
-      </w:r>
-      <w:r>
-        <w:rPr>
-          <w:rStyle w:val="SourceText"/>
-          <w:rFonts w:ascii="Liberation Serif" w:hAnsi="Liberation Serif"/>
-          <w:sz w:val="24"/>
-          <w:szCs w:val="24"/>
-          <w:shd w:fill="auto" w:val="clear"/>
-        </w:rPr>
-        <w:t>else</w:t>
-      </w:r>
-      <w:r>
-        <w:rPr>
-          <w:rFonts w:ascii="Liberation Serif" w:hAnsi="Liberation Serif"/>
-          <w:sz w:val="24"/>
-          <w:szCs w:val="24"/>
-          <w:shd w:fill="auto" w:val="clear"/>
-        </w:rPr>
-        <w:t xml:space="preserve">, </w:t>
-      </w:r>
-      <w:r>
-        <w:rPr>
-          <w:rStyle w:val="SourceText"/>
-          <w:rFonts w:ascii="Liberation Serif" w:hAnsi="Liberation Serif"/>
-          <w:sz w:val="24"/>
-          <w:szCs w:val="24"/>
-          <w:shd w:fill="auto" w:val="clear"/>
-        </w:rPr>
-        <w:t>while</w:t>
-      </w:r>
-      <w:r>
-        <w:rPr>
-          <w:rFonts w:ascii="Liberation Serif" w:hAnsi="Liberation Serif"/>
-          <w:sz w:val="24"/>
-          <w:szCs w:val="24"/>
-          <w:shd w:fill="auto" w:val="clear"/>
-        </w:rPr>
-        <w:t xml:space="preserve">, </w:t>
-      </w:r>
-      <w:r>
-        <w:rPr>
-          <w:rStyle w:val="SourceText"/>
-          <w:rFonts w:ascii="Liberation Serif" w:hAnsi="Liberation Serif"/>
-          <w:sz w:val="24"/>
-          <w:szCs w:val="24"/>
-          <w:shd w:fill="auto" w:val="clear"/>
-        </w:rPr>
-        <w:t>for</w:t>
-      </w:r>
-      <w:r>
-        <w:rPr>
-          <w:rFonts w:ascii="Liberation Serif" w:hAnsi="Liberation Serif"/>
-          <w:sz w:val="24"/>
-          <w:szCs w:val="24"/>
-          <w:shd w:fill="auto" w:val="clear"/>
-        </w:rPr>
-        <w:t xml:space="preserve">, </w:t>
-      </w:r>
-      <w:r>
-        <w:rPr>
-          <w:rStyle w:val="SourceText"/>
-          <w:rFonts w:ascii="Liberation Serif" w:hAnsi="Liberation Serif"/>
-          <w:sz w:val="24"/>
-          <w:szCs w:val="24"/>
-          <w:shd w:fill="auto" w:val="clear"/>
-        </w:rPr>
-        <w:t>continue</w:t>
-      </w:r>
-      <w:r>
-        <w:rPr>
-          <w:rFonts w:ascii="Liberation Serif" w:hAnsi="Liberation Serif"/>
-          <w:sz w:val="24"/>
-          <w:szCs w:val="24"/>
-          <w:shd w:fill="auto" w:val="clear"/>
-        </w:rPr>
-        <w:t xml:space="preserve">, </w:t>
-      </w:r>
-      <w:r>
-        <w:rPr>
-          <w:rStyle w:val="SourceText"/>
-          <w:rFonts w:ascii="Liberation Serif" w:hAnsi="Liberation Serif"/>
-          <w:sz w:val="24"/>
-          <w:szCs w:val="24"/>
-          <w:shd w:fill="auto" w:val="clear"/>
-        </w:rPr>
-        <w:t>break</w:t>
-      </w:r>
-      <w:r>
-        <w:rPr>
-          <w:rFonts w:ascii="Liberation Serif" w:hAnsi="Liberation Serif"/>
-          <w:sz w:val="24"/>
-          <w:szCs w:val="24"/>
-          <w:shd w:fill="auto" w:val="clear"/>
-        </w:rPr>
-        <w:t xml:space="preserve">, </w:t>
-      </w:r>
-      <w:r>
-        <w:rPr>
-          <w:rStyle w:val="SourceText"/>
-          <w:rFonts w:ascii="Liberation Serif" w:hAnsi="Liberation Serif"/>
-          <w:sz w:val="24"/>
-          <w:szCs w:val="24"/>
-          <w:shd w:fill="auto" w:val="clear"/>
-        </w:rPr>
-        <w:t>return</w:t>
-      </w:r>
-      <w:r>
-        <w:rPr>
-          <w:rFonts w:ascii="Liberation Serif" w:hAnsi="Liberation Serif"/>
-          <w:sz w:val="24"/>
-          <w:szCs w:val="24"/>
-          <w:shd w:fill="auto" w:val="clear"/>
-        </w:rPr>
-        <w:t xml:space="preserve">, </w:t>
-      </w:r>
-      <w:r>
-        <w:rPr>
-          <w:rStyle w:val="SourceText"/>
-          <w:rFonts w:ascii="Liberation Serif" w:hAnsi="Liberation Serif"/>
-          <w:sz w:val="24"/>
-          <w:szCs w:val="24"/>
-          <w:shd w:fill="auto" w:val="clear"/>
-        </w:rPr>
-        <w:t>assert</w:t>
-      </w:r>
-      <w:r>
-        <w:rPr>
-          <w:rFonts w:ascii="Liberation Serif" w:hAnsi="Liberation Serif"/>
-          <w:sz w:val="24"/>
-          <w:szCs w:val="24"/>
-          <w:shd w:fill="auto" w:val="clear"/>
-        </w:rPr>
-        <w:t xml:space="preserve">, </w:t>
-      </w:r>
-      <w:r>
-        <w:rPr>
-          <w:rStyle w:val="SourceText"/>
-          <w:rFonts w:ascii="Liberation Serif" w:hAnsi="Liberation Serif"/>
-          <w:sz w:val="24"/>
-          <w:szCs w:val="24"/>
-          <w:shd w:fill="auto" w:val="clear"/>
-        </w:rPr>
-        <w:t>error</w:t>
-      </w:r>
-      <w:r>
-        <w:rPr>
-          <w:rFonts w:ascii="Liberation Serif" w:hAnsi="Liberation Serif"/>
-          <w:sz w:val="24"/>
-          <w:szCs w:val="24"/>
-          <w:shd w:fill="auto" w:val="clear"/>
-        </w:rPr>
-        <w:t xml:space="preserve">, </w:t>
-      </w:r>
-      <w:r>
-        <w:rPr>
-          <w:rStyle w:val="SourceText"/>
-          <w:rFonts w:ascii="Liberation Serif" w:hAnsi="Liberation Serif"/>
-          <w:sz w:val="24"/>
-          <w:szCs w:val="24"/>
-          <w:shd w:fill="auto" w:val="clear"/>
-        </w:rPr>
-        <w:t>true</w:t>
-      </w:r>
-      <w:r>
-        <w:rPr>
-          <w:rFonts w:ascii="Liberation Serif" w:hAnsi="Liberation Serif"/>
-          <w:sz w:val="24"/>
-          <w:szCs w:val="24"/>
-          <w:shd w:fill="auto" w:val="clear"/>
-        </w:rPr>
-        <w:t xml:space="preserve">, </w:t>
-      </w:r>
-      <w:r>
-        <w:rPr>
-          <w:rStyle w:val="SourceText"/>
-          <w:rFonts w:ascii="Liberation Serif" w:hAnsi="Liberation Serif"/>
-          <w:sz w:val="24"/>
-          <w:szCs w:val="24"/>
-          <w:shd w:fill="auto" w:val="clear"/>
-        </w:rPr>
-        <w:t>false</w:t>
-      </w:r>
-      <w:r>
-        <w:rPr>
-          <w:rFonts w:ascii="Liberation Serif" w:hAnsi="Liberation Serif"/>
-          <w:sz w:val="24"/>
-          <w:szCs w:val="24"/>
-          <w:shd w:fill="auto" w:val="clear"/>
-        </w:rPr>
-        <w:t xml:space="preserve">, </w:t>
-      </w:r>
-      <w:r>
-        <w:rPr>
-          <w:rStyle w:val="SourceText"/>
-          <w:rFonts w:ascii="Liberation Serif" w:hAnsi="Liberation Serif"/>
-          <w:sz w:val="24"/>
-          <w:szCs w:val="24"/>
-          <w:shd w:fill="auto" w:val="clear"/>
-        </w:rPr>
-        <w:t>NULL</w:t>
-      </w:r>
-      <w:r>
-        <w:rPr>
-          <w:rFonts w:ascii="Liberation Serif" w:hAnsi="Liberation Serif"/>
-          <w:sz w:val="24"/>
-          <w:szCs w:val="24"/>
-          <w:shd w:fill="auto" w:val="clear"/>
-        </w:rPr>
-        <w:t xml:space="preserve">, </w:t>
-      </w:r>
-      <w:r>
-        <w:rPr>
-          <w:rStyle w:val="SourceText"/>
-          <w:rFonts w:ascii="Liberation Serif" w:hAnsi="Liberation Serif"/>
-          <w:sz w:val="24"/>
-          <w:szCs w:val="24"/>
-          <w:shd w:fill="auto" w:val="clear"/>
-        </w:rPr>
-        <w:t>alloc</w:t>
-      </w:r>
-      <w:r>
-        <w:rPr>
-          <w:rFonts w:ascii="Liberation Serif" w:hAnsi="Liberation Serif"/>
-          <w:sz w:val="24"/>
-          <w:szCs w:val="24"/>
-          <w:shd w:fill="auto" w:val="clear"/>
-        </w:rPr>
-        <w:t xml:space="preserve">, </w:t>
-      </w:r>
-      <w:r>
-        <w:rPr>
-          <w:rStyle w:val="SourceText"/>
-          <w:rFonts w:ascii="Liberation Serif" w:hAnsi="Liberation Serif"/>
-          <w:sz w:val="24"/>
-          <w:szCs w:val="24"/>
-          <w:shd w:fill="auto" w:val="clear"/>
-        </w:rPr>
-        <w:t>alloc_array</w:t>
-      </w:r>
-      <w:r>
-        <w:rPr>
-          <w:rFonts w:ascii="Liberation Serif" w:hAnsi="Liberation Serif"/>
-          <w:sz w:val="24"/>
-          <w:szCs w:val="24"/>
-          <w:shd w:fill="auto" w:val="clear"/>
-        </w:rPr>
-        <w:t xml:space="preserve">. </w:t>
+        <w:spacing w:before="0" w:after="140"/>
+        <w:rPr/>
+      </w:pPr>
+      <w:r>
+        <w:rPr/>
+        <w:t>Lệnh điều khiển lặp:  &lt;stmt&gt; ::= … | break ; | continue ;</w:t>
       </w:r>
     </w:p>
     <w:p>
@@ -1010,45 +1144,12 @@
           <w:ilvl w:val="0"/>
           <w:numId w:val="2"/>
         </w:numPr>
-        <w:tabs>
-          <w:tab w:val="clear" w:pos="709"/>
-          <w:tab w:val="left" w:pos="709" w:leader="none"/>
-        </w:tabs>
-        <w:bidi w:val="0"/>
-        <w:spacing w:lineRule="auto" w:line="360" w:before="0" w:after="0"/>
-        <w:ind w:hanging="283" w:left="709" w:right="0"/>
-        <w:jc w:val="left"/>
-        <w:rPr/>
-      </w:pPr>
-      <w:r>
-        <w:rPr>
-          <w:rStyle w:val="Strong"/>
-          <w:rFonts w:ascii="Liberation Serif" w:hAnsi="Liberation Serif"/>
-          <w:b w:val="false"/>
-          <w:bCs w:val="false"/>
-          <w:color w:val="1F1F1F"/>
-          <w:sz w:val="24"/>
-          <w:szCs w:val="24"/>
-        </w:rPr>
-        <w:t>Toán tử 1 ngôi (</w:t>
-      </w:r>
-      <w:r>
-        <w:rPr>
-          <w:rFonts w:ascii="Liberation Serif" w:hAnsi="Liberation Serif"/>
-          <w:color w:val="1F1F1F"/>
-          <w:sz w:val="24"/>
-          <w:szCs w:val="24"/>
-        </w:rPr>
-        <w:t xml:space="preserve"> &lt;</w:t>
-      </w:r>
-      <w:r>
-        <w:rPr>
-          <w:rFonts w:ascii="Liberation Serif" w:hAnsi="Liberation Serif"/>
-          <w:color w:val="1F1F1F"/>
-          <w:sz w:val="24"/>
-          <w:szCs w:val="24"/>
-        </w:rPr>
-        <w:t>unop&gt; ): !, ~, - , *.</w:t>
+        <w:spacing w:before="0" w:after="140"/>
+        <w:rPr/>
+      </w:pPr>
+      <w:r>
+        <w:rPr/>
+        <w:t>Con trỏ tổng quát (void*) &amp; Ép kiểu (&lt;exp&gt; ::= … | ( &lt;tp&gt; ) &lt;exp&gt; | \hastag ( &lt;tp&gt; ) &lt;exp&gt;)</w:t>
       </w:r>
     </w:p>
     <w:p>
@@ -1058,46 +1159,24 @@
           <w:ilvl w:val="0"/>
           <w:numId w:val="2"/>
         </w:numPr>
-        <w:tabs>
-          <w:tab w:val="clear" w:pos="709"/>
-          <w:tab w:val="left" w:pos="709" w:leader="none"/>
-        </w:tabs>
-        <w:bidi w:val="0"/>
-        <w:spacing w:lineRule="auto" w:line="360" w:before="0" w:after="0"/>
-        <w:ind w:hanging="283" w:left="709" w:right="0"/>
-        <w:jc w:val="left"/>
-        <w:rPr/>
-      </w:pPr>
-      <w:r>
-        <w:rPr>
-          <w:rFonts w:ascii="Liberation Serif" w:hAnsi="Liberation Serif"/>
-          <w:color w:val="1F1F1F"/>
-          <w:sz w:val="24"/>
-          <w:szCs w:val="24"/>
-        </w:rPr>
-        <w:t xml:space="preserve">Toán tử 2 ngôi ( &lt;binop&gt; ): ., </w:t>
-      </w:r>
-      <w:r>
-        <w:rPr/>
-        <w:t>→</w:t>
-      </w:r>
-      <w:r>
-        <w:rPr>
-          <w:rFonts w:ascii="Liberation Serif" w:hAnsi="Liberation Serif"/>
-          <w:color w:val="1F1F1F"/>
-          <w:sz w:val="24"/>
-          <w:szCs w:val="24"/>
-        </w:rPr>
-        <w:t xml:space="preserve">, </w:t>
-      </w:r>
-      <w:r>
-        <w:rPr>
-          <w:rFonts w:ascii="Liberation Serif" w:hAnsi="Liberation Serif"/>
-          <w:color w:val="1F1F1F"/>
-          <w:sz w:val="24"/>
-          <w:szCs w:val="24"/>
-        </w:rPr>
-        <w:t>*, /, %, +, -, &lt;&lt;, &gt;&gt;, &lt;, &lt;=, &gt;=, &gt;, ==, !=, &amp;, ^, |, &amp;&amp;, ||, ?, :.</w:t>
+        <w:spacing w:before="0" w:after="140"/>
+        <w:rPr/>
+      </w:pPr>
+      <w:r>
+        <w:rPr>
+          <w:rStyle w:val="Strong"/>
+          <w:rFonts w:ascii="Liberation Serif" w:hAnsi="Liberation Serif"/>
+          <w:b w:val="false"/>
+          <w:bCs w:val="false"/>
+          <w:color w:val="1F1F1F"/>
+          <w:sz w:val="24"/>
+          <w:szCs w:val="24"/>
+        </w:rPr>
+        <w:t xml:space="preserve">Con trỏ hàm (Function Pointers): </w:t>
+        <w:br/>
+        <w:t>&lt;unop&gt; ::= … | &amp;</w:t>
+        <w:br/>
+        <w:t>&lt;exp&gt; ::= ... | (* &lt;exp&gt;) ( [&lt;exp&gt; (, &lt;exp&gt;)*] )</w:t>
       </w:r>
     </w:p>
     <w:p>
@@ -1107,83 +1186,22 @@
           <w:ilvl w:val="0"/>
           <w:numId w:val="2"/>
         </w:numPr>
-        <w:tabs>
-          <w:tab w:val="clear" w:pos="709"/>
-          <w:tab w:val="left" w:pos="709" w:leader="none"/>
-        </w:tabs>
-        <w:bidi w:val="0"/>
-        <w:spacing w:lineRule="auto" w:line="360"/>
-        <w:ind w:hanging="283" w:left="709"/>
-        <w:jc w:val="left"/>
-        <w:rPr>
-          <w:rFonts w:ascii="Liberation Serif" w:hAnsi="Liberation Serif"/>
-          <w:color w:val="1F1F1F"/>
-          <w:sz w:val="24"/>
-          <w:szCs w:val="24"/>
-        </w:rPr>
-      </w:pPr>
-      <w:r>
-        <w:rPr>
-          <w:rFonts w:ascii="Liberation Serif" w:hAnsi="Liberation Serif"/>
-          <w:color w:val="1F1F1F"/>
-          <w:sz w:val="24"/>
-          <w:szCs w:val="24"/>
-        </w:rPr>
-        <w:t>Toán tử gán ( &lt;asnop&gt; ): =, +=, -=, *=, /=, %=, &lt;&lt;=, &gt;&gt;=, &amp;=, ^=, |=.</w:t>
-      </w:r>
-    </w:p>
-    <w:p>
-      <w:pPr>
-        <w:pStyle w:val="BodyText"/>
-        <w:numPr>
-          <w:ilvl w:val="0"/>
-          <w:numId w:val="2"/>
-        </w:numPr>
-        <w:tabs>
-          <w:tab w:val="clear" w:pos="709"/>
-          <w:tab w:val="left" w:pos="709" w:leader="none"/>
-        </w:tabs>
-        <w:bidi w:val="0"/>
-        <w:spacing w:lineRule="auto" w:line="360"/>
-        <w:ind w:hanging="283" w:left="709"/>
-        <w:jc w:val="left"/>
-        <w:rPr>
-          <w:rFonts w:ascii="Liberation Serif" w:hAnsi="Liberation Serif"/>
-          <w:color w:val="1F1F1F"/>
-          <w:sz w:val="24"/>
-          <w:szCs w:val="24"/>
-        </w:rPr>
-      </w:pPr>
-      <w:r>
-        <w:rPr>
-          <w:rFonts w:ascii="Liberation Serif" w:hAnsi="Liberation Serif"/>
-          <w:color w:val="1F1F1F"/>
-          <w:sz w:val="24"/>
-          <w:szCs w:val="24"/>
-        </w:rPr>
-        <w:t>Toán tử hậu tố ( &lt;postop&gt; ): --, ++.</w:t>
-      </w:r>
-    </w:p>
-    <w:p>
-      <w:pPr>
-        <w:pStyle w:val="BodyText"/>
-        <w:bidi w:val="0"/>
         <w:spacing w:before="0" w:after="140"/>
-        <w:jc w:val="left"/>
-        <w:rPr>
-          <w:rFonts w:ascii="Liberation Serif" w:hAnsi="Liberation Serif"/>
-          <w:color w:val="1F1F1F"/>
-          <w:sz w:val="24"/>
-          <w:szCs w:val="24"/>
-        </w:rPr>
-      </w:pPr>
-      <w:r>
-        <w:rPr>
-          <w:rFonts w:ascii="Liberation Serif" w:hAnsi="Liberation Serif"/>
-          <w:color w:val="1F1F1F"/>
-          <w:sz w:val="24"/>
-          <w:szCs w:val="24"/>
-        </w:rPr>
+        <w:rPr/>
+      </w:pPr>
+      <w:r>
+        <w:rPr>
+          <w:rStyle w:val="Strong"/>
+          <w:rFonts w:ascii="Liberation Serif" w:hAnsi="Liberation Serif"/>
+          <w:b w:val="false"/>
+          <w:bCs w:val="false"/>
+          <w:color w:val="1F1F1F"/>
+          <w:sz w:val="24"/>
+          <w:szCs w:val="24"/>
+        </w:rPr>
+        <w:t>Khai báo con trỏ hàm:</w:t>
+        <w:br/>
+        <w:t>&lt;gdefn&gt; ::= ... | typedef &lt;tp&gt; &lt;fnid&gt; ( [&lt;tp&gt; &lt;vid&gt; (, &lt;tp&gt; &lt;vid&gt;)*] ) &lt;anno&gt;* ;</w:t>
       </w:r>
     </w:p>
     <w:sectPr>
@@ -1193,6 +1211,7 @@
       <w:pgNumType w:fmt="decimal"/>
       <w:formProt w:val="false"/>
       <w:textDirection w:val="lrTb"/>
+      <w:docGrid w:type="default" w:linePitch="100" w:charSpace="0"/>
     </w:sectPr>
   </w:body>
 </w:document>
@@ -1203,6 +1222,280 @@
   <w:abstractNum w:abstractNumId="1">
     <w:lvl w:ilvl="0">
       <w:start w:val="1"/>
+      <w:numFmt w:val="bullet"/>
+      <w:lvlText w:val=""/>
+      <w:lvlJc w:val="left"/>
+      <w:pPr>
+        <w:tabs>
+          <w:tab w:val="num" w:pos="709"/>
+        </w:tabs>
+        <w:ind w:left="709" w:hanging="283"/>
+      </w:pPr>
+      <w:rPr>
+        <w:rFonts w:ascii="Symbol" w:hAnsi="Symbol" w:cs="Symbol" w:hint="default"/>
+      </w:rPr>
+    </w:lvl>
+    <w:lvl w:ilvl="1">
+      <w:start w:val="1"/>
+      <w:numFmt w:val="bullet"/>
+      <w:lvlText w:val=""/>
+      <w:lvlJc w:val="left"/>
+      <w:pPr>
+        <w:tabs>
+          <w:tab w:val="num" w:pos="1418"/>
+        </w:tabs>
+        <w:ind w:left="1418" w:hanging="283"/>
+      </w:pPr>
+      <w:rPr>
+        <w:rFonts w:ascii="Symbol" w:hAnsi="Symbol" w:cs="Symbol" w:hint="default"/>
+      </w:rPr>
+    </w:lvl>
+    <w:lvl w:ilvl="2">
+      <w:start w:val="1"/>
+      <w:numFmt w:val="bullet"/>
+      <w:lvlText w:val=""/>
+      <w:lvlJc w:val="left"/>
+      <w:pPr>
+        <w:tabs>
+          <w:tab w:val="num" w:pos="2127"/>
+        </w:tabs>
+        <w:ind w:left="2127" w:hanging="283"/>
+      </w:pPr>
+      <w:rPr>
+        <w:rFonts w:ascii="Symbol" w:hAnsi="Symbol" w:cs="Symbol" w:hint="default"/>
+      </w:rPr>
+    </w:lvl>
+    <w:lvl w:ilvl="3">
+      <w:start w:val="1"/>
+      <w:numFmt w:val="bullet"/>
+      <w:lvlText w:val=""/>
+      <w:lvlJc w:val="left"/>
+      <w:pPr>
+        <w:tabs>
+          <w:tab w:val="num" w:pos="2836"/>
+        </w:tabs>
+        <w:ind w:left="2836" w:hanging="283"/>
+      </w:pPr>
+      <w:rPr>
+        <w:rFonts w:ascii="Symbol" w:hAnsi="Symbol" w:cs="Symbol" w:hint="default"/>
+      </w:rPr>
+    </w:lvl>
+    <w:lvl w:ilvl="4">
+      <w:start w:val="1"/>
+      <w:numFmt w:val="bullet"/>
+      <w:lvlText w:val=""/>
+      <w:lvlJc w:val="left"/>
+      <w:pPr>
+        <w:tabs>
+          <w:tab w:val="num" w:pos="3545"/>
+        </w:tabs>
+        <w:ind w:left="3545" w:hanging="283"/>
+      </w:pPr>
+      <w:rPr>
+        <w:rFonts w:ascii="Symbol" w:hAnsi="Symbol" w:cs="Symbol" w:hint="default"/>
+      </w:rPr>
+    </w:lvl>
+    <w:lvl w:ilvl="5">
+      <w:start w:val="1"/>
+      <w:numFmt w:val="bullet"/>
+      <w:lvlText w:val=""/>
+      <w:lvlJc w:val="left"/>
+      <w:pPr>
+        <w:tabs>
+          <w:tab w:val="num" w:pos="4254"/>
+        </w:tabs>
+        <w:ind w:left="4254" w:hanging="283"/>
+      </w:pPr>
+      <w:rPr>
+        <w:rFonts w:ascii="Symbol" w:hAnsi="Symbol" w:cs="Symbol" w:hint="default"/>
+      </w:rPr>
+    </w:lvl>
+    <w:lvl w:ilvl="6">
+      <w:start w:val="1"/>
+      <w:numFmt w:val="bullet"/>
+      <w:lvlText w:val=""/>
+      <w:lvlJc w:val="left"/>
+      <w:pPr>
+        <w:tabs>
+          <w:tab w:val="num" w:pos="4963"/>
+        </w:tabs>
+        <w:ind w:left="4963" w:hanging="283"/>
+      </w:pPr>
+      <w:rPr>
+        <w:rFonts w:ascii="Symbol" w:hAnsi="Symbol" w:cs="Symbol" w:hint="default"/>
+      </w:rPr>
+    </w:lvl>
+    <w:lvl w:ilvl="7">
+      <w:start w:val="1"/>
+      <w:numFmt w:val="bullet"/>
+      <w:lvlText w:val=""/>
+      <w:lvlJc w:val="left"/>
+      <w:pPr>
+        <w:tabs>
+          <w:tab w:val="num" w:pos="5672"/>
+        </w:tabs>
+        <w:ind w:left="5672" w:hanging="283"/>
+      </w:pPr>
+      <w:rPr>
+        <w:rFonts w:ascii="Symbol" w:hAnsi="Symbol" w:cs="Symbol" w:hint="default"/>
+      </w:rPr>
+    </w:lvl>
+    <w:lvl w:ilvl="8">
+      <w:start w:val="1"/>
+      <w:numFmt w:val="bullet"/>
+      <w:lvlText w:val=""/>
+      <w:lvlJc w:val="left"/>
+      <w:pPr>
+        <w:tabs>
+          <w:tab w:val="num" w:pos="6381"/>
+        </w:tabs>
+        <w:ind w:left="6381" w:hanging="283"/>
+      </w:pPr>
+      <w:rPr>
+        <w:rFonts w:ascii="Symbol" w:hAnsi="Symbol" w:cs="Symbol" w:hint="default"/>
+      </w:rPr>
+    </w:lvl>
+  </w:abstractNum>
+  <w:abstractNum w:abstractNumId="2">
+    <w:lvl w:ilvl="0">
+      <w:start w:val="1"/>
+      <w:numFmt w:val="bullet"/>
+      <w:lvlText w:val=""/>
+      <w:lvlJc w:val="left"/>
+      <w:pPr>
+        <w:tabs>
+          <w:tab w:val="num" w:pos="720"/>
+        </w:tabs>
+        <w:ind w:left="720" w:hanging="360"/>
+      </w:pPr>
+      <w:rPr>
+        <w:rFonts w:ascii="Symbol" w:hAnsi="Symbol" w:cs="Symbol" w:hint="default"/>
+      </w:rPr>
+    </w:lvl>
+    <w:lvl w:ilvl="1">
+      <w:start w:val="1"/>
+      <w:numFmt w:val="bullet"/>
+      <w:lvlText w:val="◦"/>
+      <w:lvlJc w:val="left"/>
+      <w:pPr>
+        <w:tabs>
+          <w:tab w:val="num" w:pos="1080"/>
+        </w:tabs>
+        <w:ind w:left="1080" w:hanging="360"/>
+      </w:pPr>
+      <w:rPr>
+        <w:rFonts w:ascii="OpenSymbol" w:hAnsi="OpenSymbol" w:cs="OpenSymbol" w:hint="default"/>
+      </w:rPr>
+    </w:lvl>
+    <w:lvl w:ilvl="2">
+      <w:start w:val="1"/>
+      <w:numFmt w:val="bullet"/>
+      <w:lvlText w:val="▪"/>
+      <w:lvlJc w:val="left"/>
+      <w:pPr>
+        <w:tabs>
+          <w:tab w:val="num" w:pos="1440"/>
+        </w:tabs>
+        <w:ind w:left="1440" w:hanging="360"/>
+      </w:pPr>
+      <w:rPr>
+        <w:rFonts w:ascii="OpenSymbol" w:hAnsi="OpenSymbol" w:cs="OpenSymbol" w:hint="default"/>
+      </w:rPr>
+    </w:lvl>
+    <w:lvl w:ilvl="3">
+      <w:start w:val="1"/>
+      <w:numFmt w:val="bullet"/>
+      <w:lvlText w:val=""/>
+      <w:lvlJc w:val="left"/>
+      <w:pPr>
+        <w:tabs>
+          <w:tab w:val="num" w:pos="1800"/>
+        </w:tabs>
+        <w:ind w:left="1800" w:hanging="360"/>
+      </w:pPr>
+      <w:rPr>
+        <w:rFonts w:ascii="Symbol" w:hAnsi="Symbol" w:cs="Symbol" w:hint="default"/>
+      </w:rPr>
+    </w:lvl>
+    <w:lvl w:ilvl="4">
+      <w:start w:val="1"/>
+      <w:numFmt w:val="bullet"/>
+      <w:lvlText w:val="◦"/>
+      <w:lvlJc w:val="left"/>
+      <w:pPr>
+        <w:tabs>
+          <w:tab w:val="num" w:pos="2160"/>
+        </w:tabs>
+        <w:ind w:left="2160" w:hanging="360"/>
+      </w:pPr>
+      <w:rPr>
+        <w:rFonts w:ascii="OpenSymbol" w:hAnsi="OpenSymbol" w:cs="OpenSymbol" w:hint="default"/>
+      </w:rPr>
+    </w:lvl>
+    <w:lvl w:ilvl="5">
+      <w:start w:val="1"/>
+      <w:numFmt w:val="bullet"/>
+      <w:lvlText w:val="▪"/>
+      <w:lvlJc w:val="left"/>
+      <w:pPr>
+        <w:tabs>
+          <w:tab w:val="num" w:pos="2520"/>
+        </w:tabs>
+        <w:ind w:left="2520" w:hanging="360"/>
+      </w:pPr>
+      <w:rPr>
+        <w:rFonts w:ascii="OpenSymbol" w:hAnsi="OpenSymbol" w:cs="OpenSymbol" w:hint="default"/>
+      </w:rPr>
+    </w:lvl>
+    <w:lvl w:ilvl="6">
+      <w:start w:val="1"/>
+      <w:numFmt w:val="bullet"/>
+      <w:lvlText w:val=""/>
+      <w:lvlJc w:val="left"/>
+      <w:pPr>
+        <w:tabs>
+          <w:tab w:val="num" w:pos="2880"/>
+        </w:tabs>
+        <w:ind w:left="2880" w:hanging="360"/>
+      </w:pPr>
+      <w:rPr>
+        <w:rFonts w:ascii="Symbol" w:hAnsi="Symbol" w:cs="Symbol" w:hint="default"/>
+      </w:rPr>
+    </w:lvl>
+    <w:lvl w:ilvl="7">
+      <w:start w:val="1"/>
+      <w:numFmt w:val="bullet"/>
+      <w:lvlText w:val="◦"/>
+      <w:lvlJc w:val="left"/>
+      <w:pPr>
+        <w:tabs>
+          <w:tab w:val="num" w:pos="3240"/>
+        </w:tabs>
+        <w:ind w:left="3240" w:hanging="360"/>
+      </w:pPr>
+      <w:rPr>
+        <w:rFonts w:ascii="OpenSymbol" w:hAnsi="OpenSymbol" w:cs="OpenSymbol" w:hint="default"/>
+      </w:rPr>
+    </w:lvl>
+    <w:lvl w:ilvl="8">
+      <w:start w:val="1"/>
+      <w:numFmt w:val="bullet"/>
+      <w:lvlText w:val="▪"/>
+      <w:lvlJc w:val="left"/>
+      <w:pPr>
+        <w:tabs>
+          <w:tab w:val="num" w:pos="3600"/>
+        </w:tabs>
+        <w:ind w:left="3600" w:hanging="360"/>
+      </w:pPr>
+      <w:rPr>
+        <w:rFonts w:ascii="OpenSymbol" w:hAnsi="OpenSymbol" w:cs="OpenSymbol" w:hint="default"/>
+      </w:rPr>
+    </w:lvl>
+  </w:abstractNum>
+  <w:abstractNum w:abstractNumId="3">
+    <w:lvl w:ilvl="0">
+      <w:start w:val="1"/>
       <w:numFmt w:val="none"/>
       <w:suff w:val="nothing"/>
       <w:lvlText w:val=""/>
@@ -1230,7 +1523,6 @@
     <w:lvl w:ilvl="2">
       <w:start w:val="1"/>
       <w:numFmt w:val="none"/>
-      <w:pStyle w:val="Heading3"/>
       <w:suff w:val="nothing"/>
       <w:lvlText w:val=""/>
       <w:lvlJc w:val="left"/>
@@ -1318,143 +1610,6 @@
         </w:tabs>
         <w:ind w:left="0" w:hanging="0"/>
       </w:pPr>
-    </w:lvl>
-  </w:abstractNum>
-  <w:abstractNum w:abstractNumId="2">
-    <w:lvl w:ilvl="0">
-      <w:start w:val="1"/>
-      <w:numFmt w:val="bullet"/>
-      <w:lvlText w:val=""/>
-      <w:lvlJc w:val="left"/>
-      <w:pPr>
-        <w:tabs>
-          <w:tab w:val="num" w:pos="709"/>
-        </w:tabs>
-        <w:ind w:left="709" w:hanging="283"/>
-      </w:pPr>
-      <w:rPr>
-        <w:rFonts w:ascii="Symbol" w:hAnsi="Symbol" w:cs="Symbol" w:hint="default"/>
-      </w:rPr>
-    </w:lvl>
-    <w:lvl w:ilvl="1">
-      <w:start w:val="1"/>
-      <w:numFmt w:val="bullet"/>
-      <w:lvlText w:val=""/>
-      <w:lvlJc w:val="left"/>
-      <w:pPr>
-        <w:tabs>
-          <w:tab w:val="num" w:pos="1418"/>
-        </w:tabs>
-        <w:ind w:left="1418" w:hanging="283"/>
-      </w:pPr>
-      <w:rPr>
-        <w:rFonts w:ascii="Symbol" w:hAnsi="Symbol" w:cs="Symbol" w:hint="default"/>
-      </w:rPr>
-    </w:lvl>
-    <w:lvl w:ilvl="2">
-      <w:start w:val="1"/>
-      <w:numFmt w:val="bullet"/>
-      <w:lvlText w:val=""/>
-      <w:lvlJc w:val="left"/>
-      <w:pPr>
-        <w:tabs>
-          <w:tab w:val="num" w:pos="2127"/>
-        </w:tabs>
-        <w:ind w:left="2127" w:hanging="283"/>
-      </w:pPr>
-      <w:rPr>
-        <w:rFonts w:ascii="Symbol" w:hAnsi="Symbol" w:cs="Symbol" w:hint="default"/>
-      </w:rPr>
-    </w:lvl>
-    <w:lvl w:ilvl="3">
-      <w:start w:val="1"/>
-      <w:numFmt w:val="bullet"/>
-      <w:lvlText w:val=""/>
-      <w:lvlJc w:val="left"/>
-      <w:pPr>
-        <w:tabs>
-          <w:tab w:val="num" w:pos="2836"/>
-        </w:tabs>
-        <w:ind w:left="2836" w:hanging="283"/>
-      </w:pPr>
-      <w:rPr>
-        <w:rFonts w:ascii="Symbol" w:hAnsi="Symbol" w:cs="Symbol" w:hint="default"/>
-      </w:rPr>
-    </w:lvl>
-    <w:lvl w:ilvl="4">
-      <w:start w:val="1"/>
-      <w:numFmt w:val="bullet"/>
-      <w:lvlText w:val=""/>
-      <w:lvlJc w:val="left"/>
-      <w:pPr>
-        <w:tabs>
-          <w:tab w:val="num" w:pos="3545"/>
-        </w:tabs>
-        <w:ind w:left="3545" w:hanging="283"/>
-      </w:pPr>
-      <w:rPr>
-        <w:rFonts w:ascii="Symbol" w:hAnsi="Symbol" w:cs="Symbol" w:hint="default"/>
-      </w:rPr>
-    </w:lvl>
-    <w:lvl w:ilvl="5">
-      <w:start w:val="1"/>
-      <w:numFmt w:val="bullet"/>
-      <w:lvlText w:val=""/>
-      <w:lvlJc w:val="left"/>
-      <w:pPr>
-        <w:tabs>
-          <w:tab w:val="num" w:pos="4254"/>
-        </w:tabs>
-        <w:ind w:left="4254" w:hanging="283"/>
-      </w:pPr>
-      <w:rPr>
-        <w:rFonts w:ascii="Symbol" w:hAnsi="Symbol" w:cs="Symbol" w:hint="default"/>
-      </w:rPr>
-    </w:lvl>
-    <w:lvl w:ilvl="6">
-      <w:start w:val="1"/>
-      <w:numFmt w:val="bullet"/>
-      <w:lvlText w:val=""/>
-      <w:lvlJc w:val="left"/>
-      <w:pPr>
-        <w:tabs>
-          <w:tab w:val="num" w:pos="4963"/>
-        </w:tabs>
-        <w:ind w:left="4963" w:hanging="283"/>
-      </w:pPr>
-      <w:rPr>
-        <w:rFonts w:ascii="Symbol" w:hAnsi="Symbol" w:cs="Symbol" w:hint="default"/>
-      </w:rPr>
-    </w:lvl>
-    <w:lvl w:ilvl="7">
-      <w:start w:val="1"/>
-      <w:numFmt w:val="bullet"/>
-      <w:lvlText w:val=""/>
-      <w:lvlJc w:val="left"/>
-      <w:pPr>
-        <w:tabs>
-          <w:tab w:val="num" w:pos="5672"/>
-        </w:tabs>
-        <w:ind w:left="5672" w:hanging="283"/>
-      </w:pPr>
-      <w:rPr>
-        <w:rFonts w:ascii="Symbol" w:hAnsi="Symbol" w:cs="Symbol" w:hint="default"/>
-      </w:rPr>
-    </w:lvl>
-    <w:lvl w:ilvl="8">
-      <w:start w:val="1"/>
-      <w:numFmt w:val="bullet"/>
-      <w:lvlText w:val=""/>
-      <w:lvlJc w:val="left"/>
-      <w:pPr>
-        <w:tabs>
-          <w:tab w:val="num" w:pos="6381"/>
-        </w:tabs>
-        <w:ind w:left="6381" w:hanging="283"/>
-      </w:pPr>
-      <w:rPr>
-        <w:rFonts w:ascii="Symbol" w:hAnsi="Symbol" w:cs="Symbol" w:hint="default"/>
-      </w:rPr>
     </w:lvl>
   </w:abstractNum>
   <w:num w:numId="1">
@@ -1462,6 +1617,9 @@
   </w:num>
   <w:num w:numId="2">
     <w:abstractNumId w:val="2"/>
+  </w:num>
+  <w:num w:numId="3">
+    <w:abstractNumId w:val="3"/>
   </w:num>
 </w:numbering>
 </file>
@@ -1480,7 +1638,6 @@
     </w:rPrDefault>
     <w:pPrDefault>
       <w:pPr>
-        <w:widowControl/>
         <w:suppressAutoHyphens w:val="true"/>
       </w:pPr>
     </w:pPrDefault>
@@ -1490,7 +1647,10 @@
     <w:qFormat/>
     <w:pPr>
       <w:widowControl/>
+      <w:suppressAutoHyphens w:val="true"/>
       <w:bidi w:val="0"/>
+      <w:spacing w:before="0" w:after="0"/>
+      <w:jc w:val="left"/>
     </w:pPr>
     <w:rPr>
       <w:rFonts w:ascii="Liberation Serif" w:hAnsi="Liberation Serif" w:eastAsia="NSimSun" w:cs="Lucida Sans"/>
